--- a/docs/AI_Lab_Exercises_Description.docx
+++ b/docs/AI_Lab_Exercises_Description.docx
@@ -43,7 +43,7 @@
           <w:sz w:val="18"/>
           <w:szCs w:val="18"/>
         </w:rPr>
-        <w:t xml:space="preserve">Prepared by Giuseppe Frau · September 2026 · Version 1.0</w:t>
+        <w:t xml:space="preserve">Prepared by Giuseppe Frau · October 2026 · Version 1.1</w:t>
       </w:r>
     </w:p>
     <w:p>
@@ -2527,10 +2527,30 @@
           <w:b/>
           <w:bCs/>
         </w:rPr>
-        <w:t xml:space="preserve">Self-contained:</w:t>
-      </w:r>
-      <w:r>
-        <w:t xml:space="preserve"> all data files are pre-installed on the workstations. The exercises need no internet access, no cloud service and no account.</w:t>
+        <w:t xml:space="preserve">Two ways to run, same notebooks:</w:t>
+      </w:r>
+      <w:r>
+        <w:t xml:space="preserve"> </w:t>
+      </w:r>
+      <w:r>
+        <w:rPr>
+          <w:b/>
+          <w:bCs/>
+        </w:rPr>
+        <w:t xml:space="preserve">locally</w:t>
+      </w:r>
+      <w:r>
+        <w:t xml:space="preserve"> on the lab workstations (all data pre-installed; no internet access, cloud service or account needed during the session), or in </w:t>
+      </w:r>
+      <w:r>
+        <w:rPr>
+          <w:b/>
+          <w:bCs/>
+        </w:rPr>
+        <w:t xml:space="preserve">Google Colab</w:t>
+      </w:r>
+      <w:r>
+        <w:t xml:space="preserve"> when software cannot be installed on the workstations (only a web browser, internet access and a Google account per participant; the notebooks fetch data and code from the public course repository by themselves).</w:t>
       </w:r>
     </w:p>
     <w:p>
@@ -2605,7 +2625,7 @@
         <w:t xml:space="preserve">IT setup guide</w:t>
       </w:r>
       <w:r>
-        <w:t xml:space="preserve"> gives the workstation requirements, the installation steps and a check script that confirms each machine is ready.</w:t>
+        <w:t xml:space="preserve"> gives the workstation requirements, the installation steps, a check script that confirms each machine is ready, and the requirements for the Google Colab option.</w:t>
       </w:r>
     </w:p>
     <w:p>
@@ -3017,7 +3037,7 @@
       <w:pPr>
         <w:spacing w:after="80"/>
       </w:pPr>
-      <w:hyperlink w:history="1" r:id="rId8qruodhzbbcx5wkctytyi">
+      <w:hyperlink w:history="1" r:id="rIdxl4oucwcvsz4kfhas_q7p">
         <w:r>
           <w:rPr>
             <w:rStyle w:val="Hyperlink"/>
@@ -3030,7 +3050,7 @@
       <w:pPr>
         <w:spacing w:after="80"/>
       </w:pPr>
-      <w:hyperlink w:history="1" r:id="rIdybvrzqv3p7gfilmwunjxp">
+      <w:hyperlink w:history="1" r:id="rIdixyiwkawxpjztluq6rigg">
         <w:r>
           <w:rPr>
             <w:rStyle w:val="Hyperlink"/>

--- a/docs/AI_Lab_Exercises_Description.docx
+++ b/docs/AI_Lab_Exercises_Description.docx
@@ -1325,10 +1325,20 @@
           <w:b/>
           <w:bCs/>
         </w:rPr>
-        <w:t xml:space="preserve">Part 2 — Inside the model (about 50 min):</w:t>
-      </w:r>
-      <w:r>
-        <w:t xml:space="preserve"> a drawing of the actual trained network (about 1 500 weights) with a legend, its weight tables, one forecast followed step by step and computed by hand, and the network before and after training. Then </w:t>
+        <w:t xml:space="preserve">Part 2 — Inside the model (about 1 hour):</w:t>
+      </w:r>
+      <w:r>
+        <w:t xml:space="preserve"> a drawing of the actual trained network (about 1 500 weights) with a legend, its weight tables, one forecast followed step by step and computed by hand, the </w:t>
+      </w:r>
+      <w:r>
+        <w:rPr>
+          <w:b/>
+          <w:bCs/>
+        </w:rPr>
+        <w:t xml:space="preserve">activations</w:t>
+      </w:r>
+      <w:r>
+        <w:t xml:space="preserve"> of the neurons (how strongly each neuron reacts to a given day, and two neurons that act as “quiet yesterday” and “busy yesterday” detectors — one of them explains the over-reaction after a strike), and the network before and after training. Then </w:t>
       </w:r>
       <w:r>
         <w:rPr>
@@ -2298,7 +2308,7 @@
                 <w:sz w:val="19"/>
                 <w:szCs w:val="19"/>
               </w:rPr>
-              <w:t xml:space="preserve"> a drawing of the actual trained network and its ~430 weights, the three weight tables, one prediction followed step by step (including one neuron computed by hand), and the same network before and after training. Then </w:t>
+              <w:t xml:space="preserve"> a drawing of the actual trained network and its ~430 weights, the three weight tables, one prediction followed step by step (including one neuron computed by hand), the </w:t>
             </w:r>
             <w:r>
               <w:rPr>
@@ -2307,6 +2317,22 @@
                 <w:sz w:val="19"/>
                 <w:szCs w:val="19"/>
               </w:rPr>
+              <w:t xml:space="preserve">activations</w:t>
+            </w:r>
+            <w:r>
+              <w:rPr>
+                <w:sz w:val="19"/>
+                <w:szCs w:val="19"/>
+              </w:rPr>
+              <w:t xml:space="preserve"> of the neurons for a foggy evening and a clear afternoon — with one neuron that has become a “fog-prone conditions” detector — and the same network before and after training. Then </w:t>
+            </w:r>
+            <w:r>
+              <w:rPr>
+                <w:b/>
+                <w:bCs/>
+                <w:sz w:val="19"/>
+                <w:szCs w:val="19"/>
+              </w:rPr>
               <w:t xml:space="preserve">explainability</w:t>
             </w:r>
             <w:r>
@@ -2343,7 +2369,7 @@
                 <w:sz w:val="19"/>
                 <w:szCs w:val="19"/>
               </w:rPr>
-              <w:t xml:space="preserve">about 50 min</w:t>
+              <w:t xml:space="preserve">about 1 hour</w:t>
             </w:r>
           </w:p>
         </w:tc>
@@ -3037,7 +3063,7 @@
       <w:pPr>
         <w:spacing w:after="80"/>
       </w:pPr>
-      <w:hyperlink w:history="1" r:id="rIdxl4oucwcvsz4kfhas_q7p">
+      <w:hyperlink w:history="1" r:id="rIdqdsaxodng2c2cegjojvmr">
         <w:r>
           <w:rPr>
             <w:rStyle w:val="Hyperlink"/>
@@ -3050,7 +3076,7 @@
       <w:pPr>
         <w:spacing w:after="80"/>
       </w:pPr>
-      <w:hyperlink w:history="1" r:id="rIdixyiwkawxpjztluq6rigg">
+      <w:hyperlink w:history="1" r:id="rIdsxthbojb2d0ncpztwtplt">
         <w:r>
           <w:rPr>
             <w:rStyle w:val="Hyperlink"/>

--- a/docs/AI_Lab_Exercises_Description.docx
+++ b/docs/AI_Lab_Exercises_Description.docx
@@ -43,7 +43,7 @@
           <w:sz w:val="18"/>
           <w:szCs w:val="18"/>
         </w:rPr>
-        <w:t xml:space="preserve">Prepared by Giuseppe Frau · October 2026 · Version 1.1</w:t>
+        <w:t xml:space="preserve">Prepared by Giuseppe Frau · October 2026 · Version 1.2</w:t>
       </w:r>
     </w:p>
     <w:p>
@@ -1297,6 +1297,21 @@
     </w:p>
     <w:p>
       <w:pPr>
+        <w:spacing w:after="120" w:line="276"/>
+      </w:pPr>
+      <w:r>
+        <w:rPr>
+          <w:b/>
+          <w:bCs/>
+        </w:rPr>
+        <w:t xml:space="preserve">Hands-on sandbox:</w:t>
+      </w:r>
+      <w:r>
+        <w:t xml:space="preserve"> after each hyperparameter comparison, a 🧪 cell lets participants try their own values — even extreme ones (one neuron, a huge learning rate, a few epochs). Each attempt shows the training, validation and test errors next to the baseline and is added to a personal table of attempts. These runs are kept apart from the rest of the notebook, so the final test and the saved model never change; impossible values are refused with an explanation.</w:t>
+      </w:r>
+    </w:p>
+    <w:p>
+      <w:pPr>
         <w:pStyle w:val="Heading3"/>
       </w:pPr>
       <w:r>
@@ -2208,7 +2223,7 @@
                 <w:sz w:val="19"/>
                 <w:szCs w:val="19"/>
               </w:rPr>
-              <w:t xml:space="preserve">. The trained model is saved.</w:t>
+              <w:t xml:space="preserve">. 🧪 Sandbox cells let participants try their own network size, learning rate, epochs, batch size, class weight and alert threshold, with precision, recall and fog onsets on the training, validation and test years; these runs never change the rest of the notebook. The trained model is saved.</w:t>
             </w:r>
           </w:p>
         </w:tc>
@@ -2536,7 +2551,491 @@
         <w:pStyle w:val="Heading1"/>
       </w:pPr>
       <w:r>
-        <w:t xml:space="preserve">6. Technical approach</w:t>
+        <w:t xml:space="preserve">6. Alternative — Exercise 1 simplified</w:t>
+      </w:r>
+    </w:p>
+    <w:p>
+      <w:pPr>
+        <w:spacing w:after="120" w:line="276"/>
+      </w:pPr>
+      <w:r>
+        <w:t xml:space="preserve">For groups that should concentrate on the neural-network concepts only, Exercise 1 is also available in a </w:t>
+      </w:r>
+      <w:r>
+        <w:rPr>
+          <w:b/>
+          <w:bCs/>
+        </w:rPr>
+        <w:t xml:space="preserve">minimal version</w:t>
+      </w:r>
+      <w:r>
+        <w:t xml:space="preserve">. The question is the same (tomorrow's IFR movements at Brussels), with fewer things to learn around it: 14 inputs (the last 7 days and the weekday), a network with </w:t>
+      </w:r>
+      <w:r>
+        <w:rPr>
+          <w:b/>
+          <w:bCs/>
+        </w:rPr>
+        <w:t xml:space="preserve">one hidden layer</w:t>
+      </w:r>
+      <w:r>
+        <w:t xml:space="preserve">, and all the code written inside the notebooks — no shared code files to open.</w:t>
+      </w:r>
+    </w:p>
+    <w:tbl>
+      <w:tblPr>
+        <w:tblW w:type="dxa" w:w="9638"/>
+        <w:tblBorders>
+          <w:top w:val="single" w:color="auto" w:sz="4"/>
+          <w:left w:val="single" w:color="auto" w:sz="4"/>
+          <w:bottom w:val="single" w:color="auto" w:sz="4"/>
+          <w:right w:val="single" w:color="auto" w:sz="4"/>
+          <w:insideH w:val="single" w:color="auto" w:sz="4"/>
+          <w:insideV w:val="single" w:color="auto" w:sz="4"/>
+        </w:tblBorders>
+      </w:tblPr>
+      <w:tblGrid>
+        <w:gridCol w:w="2000"/>
+        <w:gridCol w:w="6438"/>
+        <w:gridCol w:w="1200"/>
+      </w:tblGrid>
+      <w:tr>
+        <w:trPr>
+          <w:tblHeader/>
+        </w:trPr>
+        <w:tc>
+          <w:tcPr>
+            <w:tcW w:type="dxa" w:w="2000"/>
+            <w:tcBorders>
+              <w:top w:val="single" w:color="BFBFBF" w:sz="4"/>
+              <w:left w:val="single" w:color="BFBFBF" w:sz="4"/>
+              <w:bottom w:val="single" w:color="BFBFBF" w:sz="4"/>
+              <w:right w:val="single" w:color="BFBFBF" w:sz="4"/>
+            </w:tcBorders>
+            <w:shd w:fill="1F4E79" w:color="auto" w:val="clear"/>
+            <w:tcMar>
+              <w:top w:type="dxa" w:w="60"/>
+              <w:left w:type="dxa" w:w="100"/>
+              <w:bottom w:type="dxa" w:w="60"/>
+              <w:right w:type="dxa" w:w="100"/>
+            </w:tcMar>
+          </w:tcPr>
+          <w:p>
+            <w:pPr>
+              <w:spacing w:after="20"/>
+            </w:pPr>
+            <w:r>
+              <w:rPr>
+                <w:b/>
+                <w:bCs/>
+                <w:color w:val="FFFFFF"/>
+                <w:sz w:val="19"/>
+                <w:szCs w:val="19"/>
+              </w:rPr>
+              <w:t xml:space="preserve">Notebook</w:t>
+            </w:r>
+          </w:p>
+        </w:tc>
+        <w:tc>
+          <w:tcPr>
+            <w:tcW w:type="dxa" w:w="6438"/>
+            <w:tcBorders>
+              <w:top w:val="single" w:color="BFBFBF" w:sz="4"/>
+              <w:left w:val="single" w:color="BFBFBF" w:sz="4"/>
+              <w:bottom w:val="single" w:color="BFBFBF" w:sz="4"/>
+              <w:right w:val="single" w:color="BFBFBF" w:sz="4"/>
+            </w:tcBorders>
+            <w:shd w:fill="1F4E79" w:color="auto" w:val="clear"/>
+            <w:tcMar>
+              <w:top w:type="dxa" w:w="60"/>
+              <w:left w:type="dxa" w:w="100"/>
+              <w:bottom w:type="dxa" w:w="60"/>
+              <w:right w:type="dxa" w:w="100"/>
+            </w:tcMar>
+          </w:tcPr>
+          <w:p>
+            <w:pPr>
+              <w:spacing w:after="20"/>
+            </w:pPr>
+            <w:r>
+              <w:rPr>
+                <w:b/>
+                <w:bCs/>
+                <w:color w:val="FFFFFF"/>
+                <w:sz w:val="19"/>
+                <w:szCs w:val="19"/>
+              </w:rPr>
+              <w:t xml:space="preserve">What it covers</w:t>
+            </w:r>
+          </w:p>
+        </w:tc>
+        <w:tc>
+          <w:tcPr>
+            <w:tcW w:type="dxa" w:w="1200"/>
+            <w:tcBorders>
+              <w:top w:val="single" w:color="BFBFBF" w:sz="4"/>
+              <w:left w:val="single" w:color="BFBFBF" w:sz="4"/>
+              <w:bottom w:val="single" w:color="BFBFBF" w:sz="4"/>
+              <w:right w:val="single" w:color="BFBFBF" w:sz="4"/>
+            </w:tcBorders>
+            <w:shd w:fill="1F4E79" w:color="auto" w:val="clear"/>
+            <w:tcMar>
+              <w:top w:type="dxa" w:w="60"/>
+              <w:left w:type="dxa" w:w="100"/>
+              <w:bottom w:type="dxa" w:w="60"/>
+              <w:right w:type="dxa" w:w="100"/>
+            </w:tcMar>
+          </w:tcPr>
+          <w:p>
+            <w:pPr>
+              <w:spacing w:after="20"/>
+            </w:pPr>
+            <w:r>
+              <w:rPr>
+                <w:b/>
+                <w:bCs/>
+                <w:color w:val="FFFFFF"/>
+                <w:sz w:val="19"/>
+                <w:szCs w:val="19"/>
+              </w:rPr>
+              <w:t xml:space="preserve">Time</w:t>
+            </w:r>
+          </w:p>
+        </w:tc>
+      </w:tr>
+      <w:tr>
+        <w:tc>
+          <w:tcPr>
+            <w:tcW w:type="dxa" w:w="2000"/>
+            <w:tcBorders>
+              <w:top w:val="single" w:color="BFBFBF" w:sz="4"/>
+              <w:left w:val="single" w:color="BFBFBF" w:sz="4"/>
+              <w:bottom w:val="single" w:color="BFBFBF" w:sz="4"/>
+              <w:right w:val="single" w:color="BFBFBF" w:sz="4"/>
+            </w:tcBorders>
+            <w:tcMar>
+              <w:top w:type="dxa" w:w="60"/>
+              <w:left w:type="dxa" w:w="100"/>
+              <w:bottom w:type="dxa" w:w="60"/>
+              <w:right w:type="dxa" w:w="100"/>
+            </w:tcMar>
+          </w:tcPr>
+          <w:p>
+            <w:pPr>
+              <w:spacing w:after="20"/>
+            </w:pPr>
+            <w:r>
+              <w:rPr>
+                <w:b/>
+                <w:bCs/>
+                <w:sz w:val="19"/>
+                <w:szCs w:val="19"/>
+              </w:rPr>
+              <w:t xml:space="preserve">1S-1 Train</w:t>
+            </w:r>
+          </w:p>
+        </w:tc>
+        <w:tc>
+          <w:tcPr>
+            <w:tcW w:type="dxa" w:w="6438"/>
+            <w:tcBorders>
+              <w:top w:val="single" w:color="BFBFBF" w:sz="4"/>
+              <w:left w:val="single" w:color="BFBFBF" w:sz="4"/>
+              <w:bottom w:val="single" w:color="BFBFBF" w:sz="4"/>
+              <w:right w:val="single" w:color="BFBFBF" w:sz="4"/>
+            </w:tcBorders>
+            <w:tcMar>
+              <w:top w:type="dxa" w:w="60"/>
+              <w:left w:type="dxa" w:w="100"/>
+              <w:bottom w:type="dxa" w:w="60"/>
+              <w:right w:type="dxa" w:w="100"/>
+            </w:tcMar>
+          </w:tcPr>
+          <w:p>
+            <w:pPr>
+              <w:spacing w:after="20"/>
+            </w:pPr>
+            <w:r>
+              <w:rPr>
+                <w:sz w:val="19"/>
+                <w:szCs w:val="19"/>
+              </w:rPr>
+              <w:t xml:space="preserve">Data, examples, time-based split and the “same weekday last week” baseline, then one </w:t>
+            </w:r>
+            <w:r>
+              <w:rPr>
+                <w:b/>
+                <w:bCs/>
+                <w:sz w:val="19"/>
+                <w:szCs w:val="19"/>
+              </w:rPr>
+              <w:t xml:space="preserve">settings cell</w:t>
+            </w:r>
+            <w:r>
+              <w:rPr>
+                <w:sz w:val="19"/>
+                <w:szCs w:val="19"/>
+              </w:rPr>
+              <w:t xml:space="preserve"> with four hyperparameters (hidden neurons, learning rate, epochs, batch size). Participants change them, re-run the notebook from that cell, and read the learning curves and the </w:t>
+            </w:r>
+            <w:r>
+              <w:rPr>
+                <w:b/>
+                <w:bCs/>
+                <w:sz w:val="19"/>
+                <w:szCs w:val="19"/>
+              </w:rPr>
+              <w:t xml:space="preserve">training, validation and test errors</w:t>
+            </w:r>
+            <w:r>
+              <w:rPr>
+                <w:sz w:val="19"/>
+                <w:szCs w:val="19"/>
+              </w:rPr>
+              <w:t xml:space="preserve"> side by side; every attempt is added to their own table of attempts. The model is saved.</w:t>
+            </w:r>
+          </w:p>
+        </w:tc>
+        <w:tc>
+          <w:tcPr>
+            <w:tcW w:type="dxa" w:w="1200"/>
+            <w:tcBorders>
+              <w:top w:val="single" w:color="BFBFBF" w:sz="4"/>
+              <w:left w:val="single" w:color="BFBFBF" w:sz="4"/>
+              <w:bottom w:val="single" w:color="BFBFBF" w:sz="4"/>
+              <w:right w:val="single" w:color="BFBFBF" w:sz="4"/>
+            </w:tcBorders>
+            <w:tcMar>
+              <w:top w:type="dxa" w:w="60"/>
+              <w:left w:type="dxa" w:w="100"/>
+              <w:bottom w:type="dxa" w:w="60"/>
+              <w:right w:type="dxa" w:w="100"/>
+            </w:tcMar>
+          </w:tcPr>
+          <w:p>
+            <w:pPr>
+              <w:spacing w:after="20"/>
+            </w:pPr>
+            <w:r>
+              <w:rPr>
+                <w:sz w:val="19"/>
+                <w:szCs w:val="19"/>
+              </w:rPr>
+              <w:t xml:space="preserve">about 45 min</w:t>
+            </w:r>
+          </w:p>
+        </w:tc>
+      </w:tr>
+      <w:tr>
+        <w:tc>
+          <w:tcPr>
+            <w:tcW w:type="dxa" w:w="2000"/>
+            <w:tcBorders>
+              <w:top w:val="single" w:color="BFBFBF" w:sz="4"/>
+              <w:left w:val="single" w:color="BFBFBF" w:sz="4"/>
+              <w:bottom w:val="single" w:color="BFBFBF" w:sz="4"/>
+              <w:right w:val="single" w:color="BFBFBF" w:sz="4"/>
+            </w:tcBorders>
+            <w:tcMar>
+              <w:top w:type="dxa" w:w="60"/>
+              <w:left w:type="dxa" w:w="100"/>
+              <w:bottom w:type="dxa" w:w="60"/>
+              <w:right w:type="dxa" w:w="100"/>
+            </w:tcMar>
+          </w:tcPr>
+          <w:p>
+            <w:pPr>
+              <w:spacing w:after="20"/>
+            </w:pPr>
+            <w:r>
+              <w:rPr>
+                <w:b/>
+                <w:bCs/>
+                <w:sz w:val="19"/>
+                <w:szCs w:val="19"/>
+              </w:rPr>
+              <w:t xml:space="preserve">1S-2 Inside the network</w:t>
+            </w:r>
+          </w:p>
+        </w:tc>
+        <w:tc>
+          <w:tcPr>
+            <w:tcW w:type="dxa" w:w="6438"/>
+            <w:tcBorders>
+              <w:top w:val="single" w:color="BFBFBF" w:sz="4"/>
+              <w:left w:val="single" w:color="BFBFBF" w:sz="4"/>
+              <w:bottom w:val="single" w:color="BFBFBF" w:sz="4"/>
+              <w:right w:val="single" w:color="BFBFBF" w:sz="4"/>
+            </w:tcBorders>
+            <w:tcMar>
+              <w:top w:type="dxa" w:w="60"/>
+              <w:left w:type="dxa" w:w="100"/>
+              <w:bottom w:type="dxa" w:w="60"/>
+              <w:right w:type="dxa" w:w="100"/>
+            </w:tcMar>
+          </w:tcPr>
+          <w:p>
+            <w:pPr>
+              <w:spacing w:after="20"/>
+            </w:pPr>
+            <w:r>
+              <w:rPr>
+                <w:sz w:val="19"/>
+                <w:szCs w:val="19"/>
+              </w:rPr>
+              <w:t xml:space="preserve">The weights as one coloured table, one forecast computed by hand with the </w:t>
+            </w:r>
+            <w:r>
+              <w:rPr>
+                <w:b/>
+                <w:bCs/>
+                <w:sz w:val="19"/>
+                <w:szCs w:val="19"/>
+              </w:rPr>
+              <w:t xml:space="preserve">activations</w:t>
+            </w:r>
+            <w:r>
+              <w:rPr>
+                <w:sz w:val="19"/>
+                <w:szCs w:val="19"/>
+              </w:rPr>
+              <w:t xml:space="preserve"> of the hidden neurons, and two what-if questions (another weekday; a quieter or busier yesterday).</w:t>
+            </w:r>
+          </w:p>
+        </w:tc>
+        <w:tc>
+          <w:tcPr>
+            <w:tcW w:type="dxa" w:w="1200"/>
+            <w:tcBorders>
+              <w:top w:val="single" w:color="BFBFBF" w:sz="4"/>
+              <w:left w:val="single" w:color="BFBFBF" w:sz="4"/>
+              <w:bottom w:val="single" w:color="BFBFBF" w:sz="4"/>
+              <w:right w:val="single" w:color="BFBFBF" w:sz="4"/>
+            </w:tcBorders>
+            <w:tcMar>
+              <w:top w:type="dxa" w:w="60"/>
+              <w:left w:type="dxa" w:w="100"/>
+              <w:bottom w:type="dxa" w:w="60"/>
+              <w:right w:type="dxa" w:w="100"/>
+            </w:tcMar>
+          </w:tcPr>
+          <w:p>
+            <w:pPr>
+              <w:spacing w:after="20"/>
+            </w:pPr>
+            <w:r>
+              <w:rPr>
+                <w:sz w:val="19"/>
+                <w:szCs w:val="19"/>
+              </w:rPr>
+              <w:t xml:space="preserve">about 30 min</w:t>
+            </w:r>
+          </w:p>
+        </w:tc>
+      </w:tr>
+      <w:tr>
+        <w:tc>
+          <w:tcPr>
+            <w:tcW w:type="dxa" w:w="2000"/>
+            <w:tcBorders>
+              <w:top w:val="single" w:color="BFBFBF" w:sz="4"/>
+              <w:left w:val="single" w:color="BFBFBF" w:sz="4"/>
+              <w:bottom w:val="single" w:color="BFBFBF" w:sz="4"/>
+              <w:right w:val="single" w:color="BFBFBF" w:sz="4"/>
+            </w:tcBorders>
+            <w:tcMar>
+              <w:top w:type="dxa" w:w="60"/>
+              <w:left w:type="dxa" w:w="100"/>
+              <w:bottom w:type="dxa" w:w="60"/>
+              <w:right w:type="dxa" w:w="100"/>
+            </w:tcMar>
+          </w:tcPr>
+          <w:p>
+            <w:pPr>
+              <w:spacing w:after="20"/>
+            </w:pPr>
+            <w:r>
+              <w:rPr>
+                <w:b/>
+                <w:bCs/>
+                <w:sz w:val="19"/>
+                <w:szCs w:val="19"/>
+              </w:rPr>
+              <w:t xml:space="preserve">1S-3 Serve</w:t>
+            </w:r>
+          </w:p>
+        </w:tc>
+        <w:tc>
+          <w:tcPr>
+            <w:tcW w:type="dxa" w:w="6438"/>
+            <w:tcBorders>
+              <w:top w:val="single" w:color="BFBFBF" w:sz="4"/>
+              <w:left w:val="single" w:color="BFBFBF" w:sz="4"/>
+              <w:bottom w:val="single" w:color="BFBFBF" w:sz="4"/>
+              <w:right w:val="single" w:color="BFBFBF" w:sz="4"/>
+            </w:tcBorders>
+            <w:tcMar>
+              <w:top w:type="dxa" w:w="60"/>
+              <w:left w:type="dxa" w:w="100"/>
+              <w:bottom w:type="dxa" w:w="60"/>
+              <w:right w:type="dxa" w:w="100"/>
+            </w:tcMar>
+          </w:tcPr>
+          <w:p>
+            <w:pPr>
+              <w:spacing w:after="20"/>
+            </w:pPr>
+            <w:r>
+              <w:rPr>
+                <w:sz w:val="19"/>
+                <w:szCs w:val="19"/>
+              </w:rPr>
+              <w:t xml:space="preserve">The network as a local web service written in one short file (about 60 lines): one forecast request, and invalid requests refused.</w:t>
+            </w:r>
+          </w:p>
+        </w:tc>
+        <w:tc>
+          <w:tcPr>
+            <w:tcW w:type="dxa" w:w="1200"/>
+            <w:tcBorders>
+              <w:top w:val="single" w:color="BFBFBF" w:sz="4"/>
+              <w:left w:val="single" w:color="BFBFBF" w:sz="4"/>
+              <w:bottom w:val="single" w:color="BFBFBF" w:sz="4"/>
+              <w:right w:val="single" w:color="BFBFBF" w:sz="4"/>
+            </w:tcBorders>
+            <w:tcMar>
+              <w:top w:type="dxa" w:w="60"/>
+              <w:left w:type="dxa" w:w="100"/>
+              <w:bottom w:type="dxa" w:w="60"/>
+              <w:right w:type="dxa" w:w="100"/>
+            </w:tcMar>
+          </w:tcPr>
+          <w:p>
+            <w:pPr>
+              <w:spacing w:after="20"/>
+            </w:pPr>
+            <w:r>
+              <w:rPr>
+                <w:sz w:val="19"/>
+                <w:szCs w:val="19"/>
+              </w:rPr>
+              <w:t xml:space="preserve">about 30 min</w:t>
+            </w:r>
+          </w:p>
+        </w:tc>
+      </w:tr>
+    </w:tbl>
+    <w:p>
+      <w:pPr>
+        <w:spacing w:after="120"/>
+      </w:pPr>
+    </w:p>
+    <w:p>
+      <w:pPr>
+        <w:pStyle w:val="Heading1"/>
+      </w:pPr>
+      <w:r>
+        <w:t xml:space="preserve">7. Technical approach</w:t>
       </w:r>
     </w:p>
     <w:p>
@@ -2659,7 +3158,7 @@
         <w:pStyle w:val="Heading1"/>
       </w:pPr>
       <w:r>
-        <w:t xml:space="preserve">7. Data sources</w:t>
+        <w:t xml:space="preserve">8. Data sources</w:t>
       </w:r>
     </w:p>
     <w:tbl>
@@ -3063,7 +3562,7 @@
       <w:pPr>
         <w:spacing w:after="80"/>
       </w:pPr>
-      <w:hyperlink w:history="1" r:id="rIdqdsaxodng2c2cegjojvmr">
+      <w:hyperlink w:history="1" r:id="rId1_jh9a-fhqkflcqenqmuc">
         <w:r>
           <w:rPr>
             <w:rStyle w:val="Hyperlink"/>
@@ -3076,7 +3575,7 @@
       <w:pPr>
         <w:spacing w:after="80"/>
       </w:pPr>
-      <w:hyperlink w:history="1" r:id="rIdsxthbojb2d0ncpztwtplt">
+      <w:hyperlink w:history="1" r:id="rIdd1ozm1yohddzuua84aaw3">
         <w:r>
           <w:rPr>
             <w:rStyle w:val="Hyperlink"/>
